--- a/Tailored_CVs/Shinoy_DiscoverIT_Recruitment_Freelance_Test_Manager.docx
+++ b/Tailored_CVs/Shinoy_DiscoverIT_Recruitment_Freelance_Test_Manager.docx
@@ -70,7 +70,7 @@
           <w:b w:val="0"/>
           <w:sz w:val="19"/>
         </w:rPr>
-        <w:t>I am a QA Automation Engineer with over 8 years of experience building scalable test frameworks and coordinating testing processes for financial clients. I have a solid background in managing test scenarios, tracking defects in Jira, and collaborating with cross-functional teams to align technical testing strategies with business needs. Currently holding an EU residence permit and based near Amsterdam, I bring practical experience in test execution, process optimization, and release management.</w:t>
+        <w:t>I am a QA Automation Engineer with over 8 years of experience planning, coordinating, and executing test strategies for financial and enterprise clients. I have a strong background in defining test scenarios, managing defect workflows in Jira, and collaborating with product owners and business stakeholders. My work includes building scalable automation frameworks and handling complex test data validation. I am comfortable taking ownership of the testing process across distributed environments.</w:t>
       </w:r>
     </w:p>
     <w:p>
@@ -288,7 +288,7 @@
           <w:b w:val="0"/>
           <w:sz w:val="18"/>
         </w:rPr>
-        <w:t>▸ Coordinated endtoend testing processes and release objectives with crossfunctional teams to reduce defect leakage and ensure high release stability.</w:t>
+        <w:t>▸ Defined test scenarios and managed test preparation workflows in close collaboration with functional analysts and technical teams.</w:t>
       </w:r>
     </w:p>
     <w:p>
@@ -301,7 +301,7 @@
           <w:b w:val="0"/>
           <w:sz w:val="18"/>
         </w:rPr>
-        <w:t>▸ Managed test tracking and defect reporting workflows using Jira and HP ALM to maintain clear alignment with business requirements.</w:t>
+        <w:t>▸ Tracked and managed software defects using Jira, ensuring clear communication with development groups for issue resolution.</w:t>
       </w:r>
     </w:p>
     <w:p>
@@ -314,7 +314,7 @@
           <w:b w:val="0"/>
           <w:sz w:val="18"/>
         </w:rPr>
-        <w:t>▸ Designed and executed comprehensive test scenarios and automation frameworks using Java, Selenium, and Playwright within microservices architectures.</w:t>
+        <w:t>▸ Advised on test automation approaches and integrated automated regression test suites into CI/CD pipelines using Jenkins and Java Selenium.</w:t>
       </w:r>
     </w:p>
     <w:p>
@@ -327,7 +327,7 @@
           <w:b w:val="0"/>
           <w:sz w:val="18"/>
         </w:rPr>
-        <w:t>▸ Streamlined test generation and deployment scripts using Gemini Code Assist to improve execution efficiency and support rapid feedback cycles.</w:t>
+        <w:t>▸ Coordinated test execution activities and reported on testing progress and quality metrics to project stakeholders.</w:t>
       </w:r>
     </w:p>
     <w:p>
